--- a/Word/16-plan-prueba-piloto.docx
+++ b/Word/16-plan-prueba-piloto.docx
@@ -167,10 +167,10 @@
         <w:tblLook w:firstColumn="1" w:firstRow="1" w:lastColumn="0" w:lastRow="0" w:noHBand="0" w:noVBand="1" w:val="04A0"/>
       </w:tblPr>
       <w:tblGrid>
-        <w:gridCol w:w="880"/>
-        <w:gridCol w:w="2491"/>
-        <w:gridCol w:w="3403"/>
-        <w:gridCol w:w="2856"/>
+        <w:gridCol w:w="1812"/>
+        <w:gridCol w:w="2576"/>
+        <w:gridCol w:w="2813"/>
+        <w:gridCol w:w="2430"/>
       </w:tblGrid>
       <w:tr>
         <w:trPr>
@@ -179,7 +179,7 @@
         </w:trPr>
         <w:tc>
           <w:tcPr>
-            <w:tcW w:w="880" w:type="dxa"/>
+            <w:tcW w:w="1812" w:type="dxa"/>
             <w:shd w:val="clear" w:color="auto" w:fill="ECECEC"/>
           </w:tcPr>
           <w:p>
@@ -198,7 +198,7 @@
         </w:tc>
         <w:tc>
           <w:tcPr>
-            <w:tcW w:w="2491" w:type="dxa"/>
+            <w:tcW w:w="2576" w:type="dxa"/>
             <w:shd w:val="clear" w:color="auto" w:fill="ECECEC"/>
           </w:tcPr>
           <w:p>
@@ -217,7 +217,7 @@
         </w:tc>
         <w:tc>
           <w:tcPr>
-            <w:tcW w:w="3403" w:type="dxa"/>
+            <w:tcW w:w="2813" w:type="dxa"/>
             <w:shd w:val="clear" w:color="auto" w:fill="ECECEC"/>
           </w:tcPr>
           <w:p>
@@ -236,7 +236,7 @@
         </w:tc>
         <w:tc>
           <w:tcPr>
-            <w:tcW w:w="2856" w:type="dxa"/>
+            <w:tcW w:w="2430" w:type="dxa"/>
             <w:shd w:val="clear" w:color="auto" w:fill="ECECEC"/>
           </w:tcPr>
           <w:p>
@@ -257,7 +257,7 @@
       <w:tr>
         <w:tc>
           <w:tcPr>
-            <w:tcW w:w="880" w:type="dxa"/>
+            <w:tcW w:w="1812" w:type="dxa"/>
           </w:tcPr>
           <w:p>
             <w:pPr>
@@ -274,7 +274,7 @@
         </w:tc>
         <w:tc>
           <w:tcPr>
-            <w:tcW w:w="2491" w:type="dxa"/>
+            <w:tcW w:w="2576" w:type="dxa"/>
           </w:tcPr>
           <w:p>
             <w:pPr>
@@ -291,7 +291,7 @@
         </w:tc>
         <w:tc>
           <w:tcPr>
-            <w:tcW w:w="3403" w:type="dxa"/>
+            <w:tcW w:w="2813" w:type="dxa"/>
           </w:tcPr>
           <w:p>
             <w:pPr>
@@ -308,7 +308,7 @@
         </w:tc>
         <w:tc>
           <w:tcPr>
-            <w:tcW w:w="2856" w:type="dxa"/>
+            <w:tcW w:w="2430" w:type="dxa"/>
           </w:tcPr>
           <w:p>
             <w:pPr>
@@ -327,7 +327,7 @@
       <w:tr>
         <w:tc>
           <w:tcPr>
-            <w:tcW w:w="880" w:type="dxa"/>
+            <w:tcW w:w="1812" w:type="dxa"/>
           </w:tcPr>
           <w:p>
             <w:pPr>
@@ -344,7 +344,7 @@
         </w:tc>
         <w:tc>
           <w:tcPr>
-            <w:tcW w:w="2491" w:type="dxa"/>
+            <w:tcW w:w="2576" w:type="dxa"/>
           </w:tcPr>
           <w:p>
             <w:pPr>
@@ -361,7 +361,7 @@
         </w:tc>
         <w:tc>
           <w:tcPr>
-            <w:tcW w:w="3403" w:type="dxa"/>
+            <w:tcW w:w="2813" w:type="dxa"/>
           </w:tcPr>
           <w:p>
             <w:pPr>
@@ -378,7 +378,7 @@
         </w:tc>
         <w:tc>
           <w:tcPr>
-            <w:tcW w:w="2856" w:type="dxa"/>
+            <w:tcW w:w="2430" w:type="dxa"/>
           </w:tcPr>
           <w:p>
             <w:pPr>
@@ -397,7 +397,7 @@
       <w:tr>
         <w:tc>
           <w:tcPr>
-            <w:tcW w:w="880" w:type="dxa"/>
+            <w:tcW w:w="1812" w:type="dxa"/>
           </w:tcPr>
           <w:p>
             <w:pPr>
@@ -414,7 +414,7 @@
         </w:tc>
         <w:tc>
           <w:tcPr>
-            <w:tcW w:w="2491" w:type="dxa"/>
+            <w:tcW w:w="2576" w:type="dxa"/>
           </w:tcPr>
           <w:p>
             <w:pPr>
@@ -431,7 +431,7 @@
         </w:tc>
         <w:tc>
           <w:tcPr>
-            <w:tcW w:w="3403" w:type="dxa"/>
+            <w:tcW w:w="2813" w:type="dxa"/>
           </w:tcPr>
           <w:p>
             <w:pPr>
@@ -448,7 +448,7 @@
         </w:tc>
         <w:tc>
           <w:tcPr>
-            <w:tcW w:w="2856" w:type="dxa"/>
+            <w:tcW w:w="2430" w:type="dxa"/>
           </w:tcPr>
           <w:p>
             <w:pPr>
@@ -467,7 +467,7 @@
       <w:tr>
         <w:tc>
           <w:tcPr>
-            <w:tcW w:w="880" w:type="dxa"/>
+            <w:tcW w:w="1812" w:type="dxa"/>
           </w:tcPr>
           <w:p>
             <w:pPr>
@@ -484,7 +484,7 @@
         </w:tc>
         <w:tc>
           <w:tcPr>
-            <w:tcW w:w="2491" w:type="dxa"/>
+            <w:tcW w:w="2576" w:type="dxa"/>
           </w:tcPr>
           <w:p>
             <w:pPr>
@@ -501,7 +501,7 @@
         </w:tc>
         <w:tc>
           <w:tcPr>
-            <w:tcW w:w="3403" w:type="dxa"/>
+            <w:tcW w:w="2813" w:type="dxa"/>
           </w:tcPr>
           <w:p>
             <w:pPr>
@@ -518,7 +518,7 @@
         </w:tc>
         <w:tc>
           <w:tcPr>
-            <w:tcW w:w="2856" w:type="dxa"/>
+            <w:tcW w:w="2430" w:type="dxa"/>
           </w:tcPr>
           <w:p>
             <w:pPr>
@@ -537,7 +537,7 @@
       <w:tr>
         <w:tc>
           <w:tcPr>
-            <w:tcW w:w="880" w:type="dxa"/>
+            <w:tcW w:w="1812" w:type="dxa"/>
           </w:tcPr>
           <w:p>
             <w:pPr>
@@ -554,7 +554,7 @@
         </w:tc>
         <w:tc>
           <w:tcPr>
-            <w:tcW w:w="2491" w:type="dxa"/>
+            <w:tcW w:w="2576" w:type="dxa"/>
           </w:tcPr>
           <w:p>
             <w:pPr>
@@ -571,7 +571,7 @@
         </w:tc>
         <w:tc>
           <w:tcPr>
-            <w:tcW w:w="3403" w:type="dxa"/>
+            <w:tcW w:w="2813" w:type="dxa"/>
           </w:tcPr>
           <w:p>
             <w:pPr>
@@ -588,7 +588,7 @@
         </w:tc>
         <w:tc>
           <w:tcPr>
-            <w:tcW w:w="2856" w:type="dxa"/>
+            <w:tcW w:w="2430" w:type="dxa"/>
           </w:tcPr>
           <w:p>
             <w:pPr>
@@ -871,10 +871,10 @@
         <w:tblLook w:firstColumn="1" w:firstRow="1" w:lastColumn="0" w:lastRow="0" w:noHBand="0" w:noVBand="1" w:val="04A0"/>
       </w:tblPr>
       <w:tblGrid>
-        <w:gridCol w:w="1384"/>
-        <w:gridCol w:w="3399"/>
-        <w:gridCol w:w="1920"/>
-        <w:gridCol w:w="2927"/>
+        <w:gridCol w:w="2072"/>
+        <w:gridCol w:w="2849"/>
+        <w:gridCol w:w="2160"/>
+        <w:gridCol w:w="2549"/>
       </w:tblGrid>
       <w:tr>
         <w:trPr>
@@ -883,7 +883,7 @@
         </w:trPr>
         <w:tc>
           <w:tcPr>
-            <w:tcW w:w="1384" w:type="dxa"/>
+            <w:tcW w:w="2072" w:type="dxa"/>
             <w:shd w:val="clear" w:color="auto" w:fill="ECECEC"/>
           </w:tcPr>
           <w:p>
@@ -902,7 +902,7 @@
         </w:tc>
         <w:tc>
           <w:tcPr>
-            <w:tcW w:w="3399" w:type="dxa"/>
+            <w:tcW w:w="2849" w:type="dxa"/>
             <w:shd w:val="clear" w:color="auto" w:fill="ECECEC"/>
           </w:tcPr>
           <w:p>
@@ -921,7 +921,7 @@
         </w:tc>
         <w:tc>
           <w:tcPr>
-            <w:tcW w:w="1920" w:type="dxa"/>
+            <w:tcW w:w="2160" w:type="dxa"/>
             <w:shd w:val="clear" w:color="auto" w:fill="ECECEC"/>
           </w:tcPr>
           <w:p>
@@ -940,7 +940,7 @@
         </w:tc>
         <w:tc>
           <w:tcPr>
-            <w:tcW w:w="2927" w:type="dxa"/>
+            <w:tcW w:w="2549" w:type="dxa"/>
             <w:shd w:val="clear" w:color="auto" w:fill="ECECEC"/>
           </w:tcPr>
           <w:p>
@@ -961,7 +961,7 @@
       <w:tr>
         <w:tc>
           <w:tcPr>
-            <w:tcW w:w="1384" w:type="dxa"/>
+            <w:tcW w:w="2072" w:type="dxa"/>
           </w:tcPr>
           <w:p>
             <w:pPr>
@@ -978,7 +978,7 @@
         </w:tc>
         <w:tc>
           <w:tcPr>
-            <w:tcW w:w="3399" w:type="dxa"/>
+            <w:tcW w:w="2849" w:type="dxa"/>
           </w:tcPr>
           <w:p>
             <w:pPr>
@@ -995,7 +995,7 @@
         </w:tc>
         <w:tc>
           <w:tcPr>
-            <w:tcW w:w="1920" w:type="dxa"/>
+            <w:tcW w:w="2160" w:type="dxa"/>
           </w:tcPr>
           <w:p>
             <w:pPr>
@@ -1012,7 +1012,7 @@
         </w:tc>
         <w:tc>
           <w:tcPr>
-            <w:tcW w:w="2927" w:type="dxa"/>
+            <w:tcW w:w="2549" w:type="dxa"/>
           </w:tcPr>
           <w:p>
             <w:pPr>
@@ -1031,7 +1031,7 @@
       <w:tr>
         <w:tc>
           <w:tcPr>
-            <w:tcW w:w="1384" w:type="dxa"/>
+            <w:tcW w:w="2072" w:type="dxa"/>
           </w:tcPr>
           <w:p>
             <w:pPr>
@@ -1048,7 +1048,7 @@
         </w:tc>
         <w:tc>
           <w:tcPr>
-            <w:tcW w:w="3399" w:type="dxa"/>
+            <w:tcW w:w="2849" w:type="dxa"/>
           </w:tcPr>
           <w:p>
             <w:pPr>
@@ -1065,7 +1065,7 @@
         </w:tc>
         <w:tc>
           <w:tcPr>
-            <w:tcW w:w="1920" w:type="dxa"/>
+            <w:tcW w:w="2160" w:type="dxa"/>
           </w:tcPr>
           <w:p>
             <w:pPr>
@@ -1082,7 +1082,7 @@
         </w:tc>
         <w:tc>
           <w:tcPr>
-            <w:tcW w:w="2927" w:type="dxa"/>
+            <w:tcW w:w="2549" w:type="dxa"/>
           </w:tcPr>
           <w:p>
             <w:pPr>
@@ -1101,7 +1101,7 @@
       <w:tr>
         <w:tc>
           <w:tcPr>
-            <w:tcW w:w="1384" w:type="dxa"/>
+            <w:tcW w:w="2072" w:type="dxa"/>
           </w:tcPr>
           <w:p>
             <w:pPr>
@@ -1118,7 +1118,7 @@
         </w:tc>
         <w:tc>
           <w:tcPr>
-            <w:tcW w:w="3399" w:type="dxa"/>
+            <w:tcW w:w="2849" w:type="dxa"/>
           </w:tcPr>
           <w:p>
             <w:pPr>
@@ -1135,7 +1135,7 @@
         </w:tc>
         <w:tc>
           <w:tcPr>
-            <w:tcW w:w="1920" w:type="dxa"/>
+            <w:tcW w:w="2160" w:type="dxa"/>
           </w:tcPr>
           <w:p>
             <w:pPr>
@@ -1152,7 +1152,7 @@
         </w:tc>
         <w:tc>
           <w:tcPr>
-            <w:tcW w:w="2927" w:type="dxa"/>
+            <w:tcW w:w="2549" w:type="dxa"/>
           </w:tcPr>
           <w:p>
             <w:pPr>
@@ -1171,7 +1171,7 @@
       <w:tr>
         <w:tc>
           <w:tcPr>
-            <w:tcW w:w="1384" w:type="dxa"/>
+            <w:tcW w:w="2072" w:type="dxa"/>
           </w:tcPr>
           <w:p>
             <w:pPr>
@@ -1188,7 +1188,7 @@
         </w:tc>
         <w:tc>
           <w:tcPr>
-            <w:tcW w:w="3399" w:type="dxa"/>
+            <w:tcW w:w="2849" w:type="dxa"/>
           </w:tcPr>
           <w:p>
             <w:pPr>
@@ -1205,7 +1205,7 @@
         </w:tc>
         <w:tc>
           <w:tcPr>
-            <w:tcW w:w="1920" w:type="dxa"/>
+            <w:tcW w:w="2160" w:type="dxa"/>
           </w:tcPr>
           <w:p>
             <w:pPr>
@@ -1222,7 +1222,7 @@
         </w:tc>
         <w:tc>
           <w:tcPr>
-            <w:tcW w:w="2927" w:type="dxa"/>
+            <w:tcW w:w="2549" w:type="dxa"/>
           </w:tcPr>
           <w:p>
             <w:pPr>
@@ -1241,7 +1241,7 @@
       <w:tr>
         <w:tc>
           <w:tcPr>
-            <w:tcW w:w="1384" w:type="dxa"/>
+            <w:tcW w:w="2072" w:type="dxa"/>
           </w:tcPr>
           <w:p>
             <w:pPr>
@@ -1258,7 +1258,7 @@
         </w:tc>
         <w:tc>
           <w:tcPr>
-            <w:tcW w:w="3399" w:type="dxa"/>
+            <w:tcW w:w="2849" w:type="dxa"/>
           </w:tcPr>
           <w:p>
             <w:pPr>
@@ -1275,7 +1275,7 @@
         </w:tc>
         <w:tc>
           <w:tcPr>
-            <w:tcW w:w="1920" w:type="dxa"/>
+            <w:tcW w:w="2160" w:type="dxa"/>
           </w:tcPr>
           <w:p>
             <w:pPr>
@@ -1292,7 +1292,7 @@
         </w:tc>
         <w:tc>
           <w:tcPr>
-            <w:tcW w:w="2927" w:type="dxa"/>
+            <w:tcW w:w="2549" w:type="dxa"/>
           </w:tcPr>
           <w:p>
             <w:pPr>
@@ -1311,7 +1311,7 @@
       <w:tr>
         <w:tc>
           <w:tcPr>
-            <w:tcW w:w="1384" w:type="dxa"/>
+            <w:tcW w:w="2072" w:type="dxa"/>
           </w:tcPr>
           <w:p>
             <w:pPr>
@@ -1328,7 +1328,7 @@
         </w:tc>
         <w:tc>
           <w:tcPr>
-            <w:tcW w:w="3399" w:type="dxa"/>
+            <w:tcW w:w="2849" w:type="dxa"/>
           </w:tcPr>
           <w:p>
             <w:pPr>
@@ -1345,7 +1345,7 @@
         </w:tc>
         <w:tc>
           <w:tcPr>
-            <w:tcW w:w="1920" w:type="dxa"/>
+            <w:tcW w:w="2160" w:type="dxa"/>
           </w:tcPr>
           <w:p>
             <w:pPr>
@@ -1362,7 +1362,7 @@
         </w:tc>
         <w:tc>
           <w:tcPr>
-            <w:tcW w:w="2927" w:type="dxa"/>
+            <w:tcW w:w="2549" w:type="dxa"/>
           </w:tcPr>
           <w:p>
             <w:pPr>
@@ -1381,7 +1381,7 @@
       <w:tr>
         <w:tc>
           <w:tcPr>
-            <w:tcW w:w="1384" w:type="dxa"/>
+            <w:tcW w:w="2072" w:type="dxa"/>
           </w:tcPr>
           <w:p>
             <w:pPr>
@@ -1398,7 +1398,7 @@
         </w:tc>
         <w:tc>
           <w:tcPr>
-            <w:tcW w:w="3399" w:type="dxa"/>
+            <w:tcW w:w="2849" w:type="dxa"/>
           </w:tcPr>
           <w:p>
             <w:pPr>
@@ -1415,7 +1415,7 @@
         </w:tc>
         <w:tc>
           <w:tcPr>
-            <w:tcW w:w="1920" w:type="dxa"/>
+            <w:tcW w:w="2160" w:type="dxa"/>
           </w:tcPr>
           <w:p>
             <w:pPr>
@@ -1432,7 +1432,7 @@
         </w:tc>
         <w:tc>
           <w:tcPr>
-            <w:tcW w:w="2927" w:type="dxa"/>
+            <w:tcW w:w="2549" w:type="dxa"/>
           </w:tcPr>
           <w:p>
             <w:pPr>
@@ -1451,7 +1451,7 @@
       <w:tr>
         <w:tc>
           <w:tcPr>
-            <w:tcW w:w="1384" w:type="dxa"/>
+            <w:tcW w:w="2072" w:type="dxa"/>
           </w:tcPr>
           <w:p>
             <w:pPr>
@@ -1468,7 +1468,7 @@
         </w:tc>
         <w:tc>
           <w:tcPr>
-            <w:tcW w:w="3399" w:type="dxa"/>
+            <w:tcW w:w="2849" w:type="dxa"/>
           </w:tcPr>
           <w:p>
             <w:pPr>
@@ -1485,7 +1485,7 @@
         </w:tc>
         <w:tc>
           <w:tcPr>
-            <w:tcW w:w="1920" w:type="dxa"/>
+            <w:tcW w:w="2160" w:type="dxa"/>
           </w:tcPr>
           <w:p>
             <w:pPr>
@@ -1502,7 +1502,7 @@
         </w:tc>
         <w:tc>
           <w:tcPr>
-            <w:tcW w:w="2927" w:type="dxa"/>
+            <w:tcW w:w="2549" w:type="dxa"/>
           </w:tcPr>
           <w:p>
             <w:pPr>
@@ -1521,7 +1521,7 @@
       <w:tr>
         <w:tc>
           <w:tcPr>
-            <w:tcW w:w="1384" w:type="dxa"/>
+            <w:tcW w:w="2072" w:type="dxa"/>
           </w:tcPr>
           <w:p>
             <w:pPr>
@@ -1538,7 +1538,7 @@
         </w:tc>
         <w:tc>
           <w:tcPr>
-            <w:tcW w:w="3399" w:type="dxa"/>
+            <w:tcW w:w="2849" w:type="dxa"/>
           </w:tcPr>
           <w:p>
             <w:pPr>
@@ -1555,7 +1555,7 @@
         </w:tc>
         <w:tc>
           <w:tcPr>
-            <w:tcW w:w="1920" w:type="dxa"/>
+            <w:tcW w:w="2160" w:type="dxa"/>
           </w:tcPr>
           <w:p>
             <w:pPr>
@@ -1572,7 +1572,7 @@
         </w:tc>
         <w:tc>
           <w:tcPr>
-            <w:tcW w:w="2927" w:type="dxa"/>
+            <w:tcW w:w="2549" w:type="dxa"/>
           </w:tcPr>
           <w:p>
             <w:pPr>
@@ -1591,7 +1591,7 @@
       <w:tr>
         <w:tc>
           <w:tcPr>
-            <w:tcW w:w="1384" w:type="dxa"/>
+            <w:tcW w:w="2072" w:type="dxa"/>
           </w:tcPr>
           <w:p>
             <w:pPr>
@@ -1608,7 +1608,7 @@
         </w:tc>
         <w:tc>
           <w:tcPr>
-            <w:tcW w:w="3399" w:type="dxa"/>
+            <w:tcW w:w="2849" w:type="dxa"/>
           </w:tcPr>
           <w:p>
             <w:pPr>
@@ -1625,7 +1625,7 @@
         </w:tc>
         <w:tc>
           <w:tcPr>
-            <w:tcW w:w="1920" w:type="dxa"/>
+            <w:tcW w:w="2160" w:type="dxa"/>
           </w:tcPr>
           <w:p>
             <w:pPr>
@@ -1642,7 +1642,7 @@
         </w:tc>
         <w:tc>
           <w:tcPr>
-            <w:tcW w:w="2927" w:type="dxa"/>
+            <w:tcW w:w="2549" w:type="dxa"/>
           </w:tcPr>
           <w:p>
             <w:pPr>
@@ -1697,8 +1697,8 @@
         <w:tblLook w:firstColumn="1" w:firstRow="1" w:lastColumn="0" w:lastRow="0" w:noHBand="0" w:noVBand="1" w:val="04A0"/>
       </w:tblPr>
       <w:tblGrid>
-        <w:gridCol w:w="860"/>
-        <w:gridCol w:w="8771"/>
+        <w:gridCol w:w="932"/>
+        <w:gridCol w:w="8699"/>
       </w:tblGrid>
       <w:tr>
         <w:trPr>
@@ -1707,7 +1707,7 @@
         </w:trPr>
         <w:tc>
           <w:tcPr>
-            <w:tcW w:w="860" w:type="dxa"/>
+            <w:tcW w:w="932" w:type="dxa"/>
             <w:shd w:val="clear" w:color="auto" w:fill="ECECEC"/>
           </w:tcPr>
           <w:p>
@@ -1726,7 +1726,7 @@
         </w:tc>
         <w:tc>
           <w:tcPr>
-            <w:tcW w:w="8771" w:type="dxa"/>
+            <w:tcW w:w="8699" w:type="dxa"/>
             <w:shd w:val="clear" w:color="auto" w:fill="ECECEC"/>
           </w:tcPr>
           <w:p>
@@ -1747,7 +1747,7 @@
       <w:tr>
         <w:tc>
           <w:tcPr>
-            <w:tcW w:w="860" w:type="dxa"/>
+            <w:tcW w:w="932" w:type="dxa"/>
           </w:tcPr>
           <w:p>
             <w:pPr>
@@ -1764,7 +1764,7 @@
         </w:tc>
         <w:tc>
           <w:tcPr>
-            <w:tcW w:w="8771" w:type="dxa"/>
+            <w:tcW w:w="8699" w:type="dxa"/>
           </w:tcPr>
           <w:p>
             <w:pPr>
@@ -1783,7 +1783,7 @@
       <w:tr>
         <w:tc>
           <w:tcPr>
-            <w:tcW w:w="860" w:type="dxa"/>
+            <w:tcW w:w="932" w:type="dxa"/>
           </w:tcPr>
           <w:p>
             <w:pPr>
@@ -1800,7 +1800,7 @@
         </w:tc>
         <w:tc>
           <w:tcPr>
-            <w:tcW w:w="8771" w:type="dxa"/>
+            <w:tcW w:w="8699" w:type="dxa"/>
           </w:tcPr>
           <w:p>
             <w:pPr>
@@ -1819,7 +1819,7 @@
       <w:tr>
         <w:tc>
           <w:tcPr>
-            <w:tcW w:w="860" w:type="dxa"/>
+            <w:tcW w:w="932" w:type="dxa"/>
           </w:tcPr>
           <w:p>
             <w:pPr>
@@ -1836,7 +1836,7 @@
         </w:tc>
         <w:tc>
           <w:tcPr>
-            <w:tcW w:w="8771" w:type="dxa"/>
+            <w:tcW w:w="8699" w:type="dxa"/>
           </w:tcPr>
           <w:p>
             <w:pPr>
@@ -1855,7 +1855,7 @@
       <w:tr>
         <w:tc>
           <w:tcPr>
-            <w:tcW w:w="860" w:type="dxa"/>
+            <w:tcW w:w="932" w:type="dxa"/>
           </w:tcPr>
           <w:p>
             <w:pPr>
@@ -1872,7 +1872,7 @@
         </w:tc>
         <w:tc>
           <w:tcPr>
-            <w:tcW w:w="8771" w:type="dxa"/>
+            <w:tcW w:w="8699" w:type="dxa"/>
           </w:tcPr>
           <w:p>
             <w:pPr>
@@ -1891,7 +1891,7 @@
       <w:tr>
         <w:tc>
           <w:tcPr>
-            <w:tcW w:w="860" w:type="dxa"/>
+            <w:tcW w:w="932" w:type="dxa"/>
           </w:tcPr>
           <w:p>
             <w:pPr>
@@ -1908,7 +1908,7 @@
         </w:tc>
         <w:tc>
           <w:tcPr>
-            <w:tcW w:w="8771" w:type="dxa"/>
+            <w:tcW w:w="8699" w:type="dxa"/>
           </w:tcPr>
           <w:p>
             <w:pPr>
@@ -1927,7 +1927,7 @@
       <w:tr>
         <w:tc>
           <w:tcPr>
-            <w:tcW w:w="860" w:type="dxa"/>
+            <w:tcW w:w="932" w:type="dxa"/>
           </w:tcPr>
           <w:p>
             <w:pPr>
@@ -1944,7 +1944,7 @@
         </w:tc>
         <w:tc>
           <w:tcPr>
-            <w:tcW w:w="8771" w:type="dxa"/>
+            <w:tcW w:w="8699" w:type="dxa"/>
           </w:tcPr>
           <w:p>
             <w:pPr>
@@ -1963,7 +1963,7 @@
       <w:tr>
         <w:tc>
           <w:tcPr>
-            <w:tcW w:w="860" w:type="dxa"/>
+            <w:tcW w:w="932" w:type="dxa"/>
           </w:tcPr>
           <w:p>
             <w:pPr>
@@ -1980,7 +1980,7 @@
         </w:tc>
         <w:tc>
           <w:tcPr>
-            <w:tcW w:w="8771" w:type="dxa"/>
+            <w:tcW w:w="8699" w:type="dxa"/>
           </w:tcPr>
           <w:p>
             <w:pPr>
@@ -1999,7 +1999,7 @@
       <w:tr>
         <w:tc>
           <w:tcPr>
-            <w:tcW w:w="860" w:type="dxa"/>
+            <w:tcW w:w="932" w:type="dxa"/>
           </w:tcPr>
           <w:p>
             <w:pPr>
@@ -2016,7 +2016,7 @@
         </w:tc>
         <w:tc>
           <w:tcPr>
-            <w:tcW w:w="8771" w:type="dxa"/>
+            <w:tcW w:w="8699" w:type="dxa"/>
           </w:tcPr>
           <w:p>
             <w:pPr>
@@ -2185,9 +2185,9 @@
         <w:tblLook w:firstColumn="1" w:firstRow="1" w:lastColumn="0" w:lastRow="0" w:noHBand="0" w:noVBand="1" w:val="04A0"/>
       </w:tblPr>
       <w:tblGrid>
-        <w:gridCol w:w="3029"/>
-        <w:gridCol w:w="1708"/>
-        <w:gridCol w:w="4893"/>
+        <w:gridCol w:w="3059"/>
+        <w:gridCol w:w="2041"/>
+        <w:gridCol w:w="4531"/>
       </w:tblGrid>
       <w:tr>
         <w:trPr>
@@ -2196,7 +2196,7 @@
         </w:trPr>
         <w:tc>
           <w:tcPr>
-            <w:tcW w:w="3029" w:type="dxa"/>
+            <w:tcW w:w="3059" w:type="dxa"/>
             <w:shd w:val="clear" w:color="auto" w:fill="ECECEC"/>
           </w:tcPr>
           <w:p>
@@ -2215,7 +2215,7 @@
         </w:tc>
         <w:tc>
           <w:tcPr>
-            <w:tcW w:w="1708" w:type="dxa"/>
+            <w:tcW w:w="2041" w:type="dxa"/>
             <w:shd w:val="clear" w:color="auto" w:fill="ECECEC"/>
           </w:tcPr>
           <w:p>
@@ -2234,7 +2234,7 @@
         </w:tc>
         <w:tc>
           <w:tcPr>
-            <w:tcW w:w="4893" w:type="dxa"/>
+            <w:tcW w:w="4531" w:type="dxa"/>
             <w:shd w:val="clear" w:color="auto" w:fill="ECECEC"/>
           </w:tcPr>
           <w:p>
@@ -2255,7 +2255,7 @@
       <w:tr>
         <w:tc>
           <w:tcPr>
-            <w:tcW w:w="3029" w:type="dxa"/>
+            <w:tcW w:w="3059" w:type="dxa"/>
           </w:tcPr>
           <w:p>
             <w:pPr>
@@ -2272,7 +2272,7 @@
         </w:tc>
         <w:tc>
           <w:tcPr>
-            <w:tcW w:w="1708" w:type="dxa"/>
+            <w:tcW w:w="2041" w:type="dxa"/>
           </w:tcPr>
           <w:p>
             <w:pPr>
@@ -2289,7 +2289,7 @@
         </w:tc>
         <w:tc>
           <w:tcPr>
-            <w:tcW w:w="4893" w:type="dxa"/>
+            <w:tcW w:w="4531" w:type="dxa"/>
           </w:tcPr>
           <w:p>
             <w:pPr>
@@ -2308,7 +2308,7 @@
       <w:tr>
         <w:tc>
           <w:tcPr>
-            <w:tcW w:w="3029" w:type="dxa"/>
+            <w:tcW w:w="3059" w:type="dxa"/>
           </w:tcPr>
           <w:p>
             <w:pPr>
@@ -2325,7 +2325,7 @@
         </w:tc>
         <w:tc>
           <w:tcPr>
-            <w:tcW w:w="1708" w:type="dxa"/>
+            <w:tcW w:w="2041" w:type="dxa"/>
           </w:tcPr>
           <w:p>
             <w:pPr>
@@ -2342,7 +2342,7 @@
         </w:tc>
         <w:tc>
           <w:tcPr>
-            <w:tcW w:w="4893" w:type="dxa"/>
+            <w:tcW w:w="4531" w:type="dxa"/>
           </w:tcPr>
           <w:p>
             <w:pPr>
@@ -2361,7 +2361,7 @@
       <w:tr>
         <w:tc>
           <w:tcPr>
-            <w:tcW w:w="3029" w:type="dxa"/>
+            <w:tcW w:w="3059" w:type="dxa"/>
           </w:tcPr>
           <w:p>
             <w:pPr>
@@ -2378,7 +2378,7 @@
         </w:tc>
         <w:tc>
           <w:tcPr>
-            <w:tcW w:w="1708" w:type="dxa"/>
+            <w:tcW w:w="2041" w:type="dxa"/>
           </w:tcPr>
           <w:p>
             <w:pPr>
@@ -2395,7 +2395,7 @@
         </w:tc>
         <w:tc>
           <w:tcPr>
-            <w:tcW w:w="4893" w:type="dxa"/>
+            <w:tcW w:w="4531" w:type="dxa"/>
           </w:tcPr>
           <w:p>
             <w:pPr>
@@ -2414,7 +2414,7 @@
       <w:tr>
         <w:tc>
           <w:tcPr>
-            <w:tcW w:w="3029" w:type="dxa"/>
+            <w:tcW w:w="3059" w:type="dxa"/>
           </w:tcPr>
           <w:p>
             <w:pPr>
@@ -2431,7 +2431,7 @@
         </w:tc>
         <w:tc>
           <w:tcPr>
-            <w:tcW w:w="1708" w:type="dxa"/>
+            <w:tcW w:w="2041" w:type="dxa"/>
           </w:tcPr>
           <w:p>
             <w:pPr>
@@ -2448,7 +2448,7 @@
         </w:tc>
         <w:tc>
           <w:tcPr>
-            <w:tcW w:w="4893" w:type="dxa"/>
+            <w:tcW w:w="4531" w:type="dxa"/>
           </w:tcPr>
           <w:p>
             <w:pPr>
@@ -2467,7 +2467,7 @@
       <w:tr>
         <w:tc>
           <w:tcPr>
-            <w:tcW w:w="3029" w:type="dxa"/>
+            <w:tcW w:w="3059" w:type="dxa"/>
           </w:tcPr>
           <w:p>
             <w:pPr>
@@ -2484,7 +2484,7 @@
         </w:tc>
         <w:tc>
           <w:tcPr>
-            <w:tcW w:w="1708" w:type="dxa"/>
+            <w:tcW w:w="2041" w:type="dxa"/>
           </w:tcPr>
           <w:p>
             <w:pPr>
@@ -2501,7 +2501,7 @@
         </w:tc>
         <w:tc>
           <w:tcPr>
-            <w:tcW w:w="4893" w:type="dxa"/>
+            <w:tcW w:w="4531" w:type="dxa"/>
           </w:tcPr>
           <w:p>
             <w:pPr>
@@ -2520,7 +2520,7 @@
       <w:tr>
         <w:tc>
           <w:tcPr>
-            <w:tcW w:w="3029" w:type="dxa"/>
+            <w:tcW w:w="3059" w:type="dxa"/>
           </w:tcPr>
           <w:p>
             <w:pPr>
@@ -2537,7 +2537,7 @@
         </w:tc>
         <w:tc>
           <w:tcPr>
-            <w:tcW w:w="1708" w:type="dxa"/>
+            <w:tcW w:w="2041" w:type="dxa"/>
           </w:tcPr>
           <w:p>
             <w:pPr>
@@ -2554,7 +2554,7 @@
         </w:tc>
         <w:tc>
           <w:tcPr>
-            <w:tcW w:w="4893" w:type="dxa"/>
+            <w:tcW w:w="4531" w:type="dxa"/>
           </w:tcPr>
           <w:p>
             <w:pPr>
@@ -2709,8 +2709,8 @@
         <w:tblLook w:firstColumn="1" w:firstRow="1" w:lastColumn="0" w:lastRow="0" w:noHBand="0" w:noVBand="1" w:val="04A0"/>
       </w:tblPr>
       <w:tblGrid>
-        <w:gridCol w:w="2752"/>
-        <w:gridCol w:w="6880"/>
+        <w:gridCol w:w="2922"/>
+        <w:gridCol w:w="6709"/>
       </w:tblGrid>
       <w:tr>
         <w:trPr>
@@ -2719,7 +2719,7 @@
         </w:trPr>
         <w:tc>
           <w:tcPr>
-            <w:tcW w:w="2752" w:type="dxa"/>
+            <w:tcW w:w="2922" w:type="dxa"/>
             <w:shd w:val="clear" w:color="auto" w:fill="ECECEC"/>
           </w:tcPr>
           <w:p>
@@ -2738,7 +2738,7 @@
         </w:tc>
         <w:tc>
           <w:tcPr>
-            <w:tcW w:w="6880" w:type="dxa"/>
+            <w:tcW w:w="6709" w:type="dxa"/>
             <w:shd w:val="clear" w:color="auto" w:fill="ECECEC"/>
           </w:tcPr>
           <w:p>
@@ -2759,7 +2759,7 @@
       <w:tr>
         <w:tc>
           <w:tcPr>
-            <w:tcW w:w="2752" w:type="dxa"/>
+            <w:tcW w:w="2922" w:type="dxa"/>
           </w:tcPr>
           <w:p>
             <w:pPr>
@@ -2776,7 +2776,7 @@
         </w:tc>
         <w:tc>
           <w:tcPr>
-            <w:tcW w:w="6880" w:type="dxa"/>
+            <w:tcW w:w="6709" w:type="dxa"/>
           </w:tcPr>
           <w:p>
             <w:pPr>
@@ -2795,7 +2795,7 @@
       <w:tr>
         <w:tc>
           <w:tcPr>
-            <w:tcW w:w="2752" w:type="dxa"/>
+            <w:tcW w:w="2922" w:type="dxa"/>
           </w:tcPr>
           <w:p>
             <w:pPr>
@@ -2812,7 +2812,7 @@
         </w:tc>
         <w:tc>
           <w:tcPr>
-            <w:tcW w:w="6880" w:type="dxa"/>
+            <w:tcW w:w="6709" w:type="dxa"/>
           </w:tcPr>
           <w:p>
             <w:pPr>
@@ -2831,7 +2831,7 @@
       <w:tr>
         <w:tc>
           <w:tcPr>
-            <w:tcW w:w="2752" w:type="dxa"/>
+            <w:tcW w:w="2922" w:type="dxa"/>
           </w:tcPr>
           <w:p>
             <w:pPr>
@@ -2848,7 +2848,7 @@
         </w:tc>
         <w:tc>
           <w:tcPr>
-            <w:tcW w:w="6880" w:type="dxa"/>
+            <w:tcW w:w="6709" w:type="dxa"/>
           </w:tcPr>
           <w:p>
             <w:pPr>
@@ -2867,7 +2867,7 @@
       <w:tr>
         <w:tc>
           <w:tcPr>
-            <w:tcW w:w="2752" w:type="dxa"/>
+            <w:tcW w:w="2922" w:type="dxa"/>
           </w:tcPr>
           <w:p>
             <w:pPr>
@@ -2884,7 +2884,7 @@
         </w:tc>
         <w:tc>
           <w:tcPr>
-            <w:tcW w:w="6880" w:type="dxa"/>
+            <w:tcW w:w="6709" w:type="dxa"/>
           </w:tcPr>
           <w:p>
             <w:pPr>
@@ -2903,7 +2903,7 @@
       <w:tr>
         <w:tc>
           <w:tcPr>
-            <w:tcW w:w="2752" w:type="dxa"/>
+            <w:tcW w:w="2922" w:type="dxa"/>
           </w:tcPr>
           <w:p>
             <w:pPr>
@@ -2920,7 +2920,7 @@
         </w:tc>
         <w:tc>
           <w:tcPr>
-            <w:tcW w:w="6880" w:type="dxa"/>
+            <w:tcW w:w="6709" w:type="dxa"/>
           </w:tcPr>
           <w:p>
             <w:pPr>
@@ -2939,7 +2939,7 @@
       <w:tr>
         <w:tc>
           <w:tcPr>
-            <w:tcW w:w="2752" w:type="dxa"/>
+            <w:tcW w:w="2922" w:type="dxa"/>
           </w:tcPr>
           <w:p>
             <w:pPr>
@@ -2956,7 +2956,7 @@
         </w:tc>
         <w:tc>
           <w:tcPr>
-            <w:tcW w:w="6880" w:type="dxa"/>
+            <w:tcW w:w="6709" w:type="dxa"/>
           </w:tcPr>
           <w:p>
             <w:pPr>
